--- a/tests/fixtures/sample.docx
+++ b/tests/fixtures/sample.docx
@@ -15,6 +15,16 @@
     <w:p>
       <w:r>
         <w:t>This document specifies the behaviour of the sample device. It contains no requirements.</w:t>
+      </w:r>
+    </w:p>
+    <w:p>
+      <w:r>
+        <w:t>5 Requirements</w:t>
+      </w:r>
+    </w:p>
+    <w:p>
+      <w:r>
+        <w:t>The following clauses define the requirements for the sample device.</w:t>
       </w:r>
     </w:p>
     <w:p>

--- a/tests/fixtures/sample.docx
+++ b/tests/fixtures/sample.docx
@@ -15,6 +15,16 @@
     <w:p>
       <w:r>
         <w:t>This document specifies the behaviour of the sample device. It contains no requirements.</w:t>
+      </w:r>
+    </w:p>
+    <w:p>
+      <w:r>
+        <w:t>3 Terms and definitions</w:t>
+      </w:r>
+    </w:p>
+    <w:p>
+      <w:r>
+        <w:t>No special terms are used in this document.</w:t>
       </w:r>
     </w:p>
     <w:p>

--- a/tests/fixtures/sample.docx
+++ b/tests/fixtures/sample.docx
@@ -65,6 +65,123 @@
     <w:p>
       <w:r>
         <w:t>The word "device" means the unit under test. Nothing here is required.</w:t>
+      </w:r>
+    </w:p>
+    <w:p>
+      <w:r>
+        <w:t>5.4 Request parameters</w:t>
+      </w:r>
+    </w:p>
+    <w:tbl>
+      <w:tblPr>
+        <w:tblW w:type="auto" w:w="0"/>
+        <w:tblLook w:firstColumn="1" w:firstRow="1" w:lastColumn="0" w:lastRow="0" w:noHBand="0" w:noVBand="1" w:val="04A0"/>
+      </w:tblPr>
+      <w:tblGrid>
+        <w:gridCol w:w="2880"/>
+        <w:gridCol w:w="2880"/>
+        <w:gridCol w:w="2880"/>
+      </w:tblGrid>
+      <w:tr>
+        <w:tc>
+          <w:tcPr>
+            <w:tcW w:type="dxa" w:w="2880"/>
+          </w:tcPr>
+          <w:p>
+            <w:r>
+              <w:t>Name</w:t>
+            </w:r>
+          </w:p>
+        </w:tc>
+        <w:tc>
+          <w:tcPr>
+            <w:tcW w:type="dxa" w:w="2880"/>
+          </w:tcPr>
+          <w:p>
+            <w:r>
+              <w:t>Presence</w:t>
+            </w:r>
+          </w:p>
+        </w:tc>
+        <w:tc>
+          <w:tcPr>
+            <w:tcW w:type="dxa" w:w="2880"/>
+          </w:tcPr>
+          <w:p>
+            <w:r>
+              <w:t>Type</w:t>
+            </w:r>
+          </w:p>
+        </w:tc>
+      </w:tr>
+      <w:tr>
+        <w:tc>
+          <w:tcPr>
+            <w:tcW w:type="dxa" w:w="2880"/>
+          </w:tcPr>
+          <w:p>
+            <w:r>
+              <w:t>nonce</w:t>
+            </w:r>
+          </w:p>
+        </w:tc>
+        <w:tc>
+          <w:tcPr>
+            <w:tcW w:type="dxa" w:w="2880"/>
+          </w:tcPr>
+          <w:p>
+            <w:r>
+              <w:t>mandatory</w:t>
+            </w:r>
+          </w:p>
+        </w:tc>
+        <w:tc>
+          <w:tcPr>
+            <w:tcW w:type="dxa" w:w="2880"/>
+          </w:tcPr>
+          <w:p>
+            <w:r>
+              <w:t>text string of 16 to 64 characters</w:t>
+            </w:r>
+          </w:p>
+        </w:tc>
+      </w:tr>
+      <w:tr>
+        <w:tc>
+          <w:tcPr>
+            <w:tcW w:type="dxa" w:w="2880"/>
+          </w:tcPr>
+          <w:p>
+            <w:r>
+              <w:t>locale</w:t>
+            </w:r>
+          </w:p>
+        </w:tc>
+        <w:tc>
+          <w:tcPr>
+            <w:tcW w:type="dxa" w:w="2880"/>
+          </w:tcPr>
+          <w:p>
+            <w:r>
+              <w:t>optional</w:t>
+            </w:r>
+          </w:p>
+        </w:tc>
+        <w:tc>
+          <w:tcPr>
+            <w:tcW w:type="dxa" w:w="2880"/>
+          </w:tcPr>
+          <w:p>
+            <w:r>
+              <w:t>BCP 47 language tag</w:t>
+            </w:r>
+          </w:p>
+        </w:tc>
+      </w:tr>
+    </w:tbl>
+    <w:p>
+      <w:r>
+        <w:t>The reader shall reject a request whose nonce is missing.</w:t>
       </w:r>
     </w:p>
     <w:sectPr>

--- a/tests/fixtures/sample.docx
+++ b/tests/fixtures/sample.docx
@@ -182,6 +182,121 @@
     <w:p>
       <w:r>
         <w:t>The reader shall reject a request whose nonce is missing.</w:t>
+      </w:r>
+    </w:p>
+    <w:p>
+      <w:r>
+        <w:t>5.5 Formal declarations</w:t>
+      </w:r>
+    </w:p>
+    <w:p>
+      <w:r>
+        <w:t>The structures of the interface are declared in four notations.</w:t>
+      </w:r>
+    </w:p>
+    <w:p>
+      <w:r>
+        <w:t>record = {</w:t>
+      </w:r>
+    </w:p>
+    <w:p>
+      <w:r>
+        <w:t xml:space="preserve">  label: tstr .size (1..32),</w:t>
+      </w:r>
+    </w:p>
+    <w:p>
+      <w:r>
+        <w:t xml:space="preserve">  ? count: uint,</w:t>
+      </w:r>
+    </w:p>
+    <w:p>
+      <w:r>
+        <w:t xml:space="preserve">  mode: "fast" / "slow",</w:t>
+      </w:r>
+    </w:p>
+    <w:p>
+      <w:r>
+        <w:t>}</w:t>
+      </w:r>
+    </w:p>
+    <w:p>
+      <w:r>
+        <w:t>token = prefix 1*8ALPHA [ suffix ]</w:t>
+      </w:r>
+    </w:p>
+    <w:p>
+      <w:r>
+        <w:t>prefix = "x" / "y"</w:t>
+      </w:r>
+    </w:p>
+    <w:p>
+      <w:r>
+        <w:t>suffix = "-a" / "-b"</w:t>
+      </w:r>
+    </w:p>
+    <w:p>
+      <w:r>
+        <w:t>{</w:t>
+      </w:r>
+    </w:p>
+    <w:p>
+      <w:r>
+        <w:t xml:space="preserve">  "type": "object",</w:t>
+      </w:r>
+    </w:p>
+    <w:p>
+      <w:r>
+        <w:t xml:space="preserve">  "required": ["key"],</w:t>
+      </w:r>
+    </w:p>
+    <w:p>
+      <w:r>
+        <w:t xml:space="preserve">  "properties": {</w:t>
+      </w:r>
+    </w:p>
+    <w:p>
+      <w:r>
+        <w:t xml:space="preserve">    "key": {"type": "string", "minLength": 4, "maxLength": 16},</w:t>
+      </w:r>
+    </w:p>
+    <w:p>
+      <w:r>
+        <w:t xml:space="preserve">    "flag": {"type": "string", "enum": ["on", "off"]}</w:t>
+      </w:r>
+    </w:p>
+    <w:p>
+      <w:r>
+        <w:t xml:space="preserve">  }</w:t>
+      </w:r>
+    </w:p>
+    <w:p>
+      <w:r>
+        <w:t>}</w:t>
+      </w:r>
+    </w:p>
+    <w:p>
+      <w:r>
+        <w:t>Entry ::= SEQUENCE {</w:t>
+      </w:r>
+    </w:p>
+    <w:p>
+      <w:r>
+        <w:t xml:space="preserve">  name UTF8String (SIZE(1..64)),</w:t>
+      </w:r>
+    </w:p>
+    <w:p>
+      <w:r>
+        <w:t xml:space="preserve">  state INTEGER { idle(0), busy(1) },</w:t>
+      </w:r>
+    </w:p>
+    <w:p>
+      <w:r>
+        <w:t xml:space="preserve">  note UTF8String OPTIONAL</w:t>
+      </w:r>
+    </w:p>
+    <w:p>
+      <w:r>
+        <w:t>}</w:t>
       </w:r>
     </w:p>
     <w:sectPr>
